--- a/Report.docx
+++ b/Report.docx
@@ -14,23 +14,7 @@
           <w:b/>
           <w:bCs/>
         </w:rPr>
-        <w:t xml:space="preserve">Project Report: Advanced Brain </w:t>
-      </w:r>
-      <w:proofErr w:type="spellStart"/>
-      <w:r>
-        <w:rPr>
-          <w:b/>
-          <w:bCs/>
-        </w:rPr>
-        <w:t>Tumor</w:t>
-      </w:r>
-      <w:proofErr w:type="spellEnd"/>
-      <w:r>
-        <w:rPr>
-          <w:b/>
-          <w:bCs/>
-        </w:rPr>
-        <w:t xml:space="preserve"> Segmentation via Iterative U-Net Optimization</w:t>
+        <w:t>Project Report: Advanced Brain Tumor Segmentation via Iterative U-Net Optimization</w:t>
       </w:r>
     </w:p>
     <w:p>
@@ -54,15 +38,7 @@
         <w:t>Prepared By:</w:t>
       </w:r>
       <w:r>
-        <w:t xml:space="preserve"> </w:t>
-      </w:r>
-      <w:proofErr w:type="spellStart"/>
-      <w:r>
-        <w:t>Meheraj</w:t>
-      </w:r>
-      <w:proofErr w:type="spellEnd"/>
-      <w:r>
-        <w:t xml:space="preserve"> Hasan</w:t>
+        <w:t xml:space="preserve"> Meheraj Hasan</w:t>
       </w:r>
     </w:p>
     <w:p>
@@ -74,7 +50,13 @@
         <w:t>Subject:</w:t>
       </w:r>
       <w:r>
-        <w:t xml:space="preserve"> Comparative Performance Analysis of U-Net Architectures (v1 to v5)</w:t>
+        <w:t xml:space="preserve"> Comparative Performance Analysis of U-Net Architectures (v1 to v</w:t>
+      </w:r>
+      <w:r>
+        <w:t>4</w:t>
+      </w:r>
+      <w:r>
+        <w:t>)</w:t>
       </w:r>
     </w:p>
     <w:p>
@@ -94,15 +76,7 @@
     </w:p>
     <w:p>
       <w:r>
-        <w:t xml:space="preserve">In medical imaging, precise localization of anomalies is critical for diagnosis and surgical planning. Brain </w:t>
-      </w:r>
-      <w:proofErr w:type="spellStart"/>
-      <w:r>
-        <w:t>tumor</w:t>
-      </w:r>
-      <w:proofErr w:type="spellEnd"/>
-      <w:r>
-        <w:t xml:space="preserve"> segmentation involves partitioning MRI scans into distinct regions—specifically identifying tumorous tissue against healthy brain matter. This task is notoriously difficult due to:</w:t>
+        <w:t>In medical imaging, precise localization of anomalies is critical for diagnosis and surgical planning. Brain tumor segmentation involves partitioning MRI scans into distinct regions—specifically identifying tumorous tissue against healthy brain matter. This task is notoriously difficult due to:</w:t>
       </w:r>
     </w:p>
     <w:p>
@@ -120,23 +94,7 @@
         <w:t>Class Imbalance:</w:t>
       </w:r>
       <w:r>
-        <w:t xml:space="preserve"> </w:t>
-      </w:r>
-      <w:proofErr w:type="spellStart"/>
-      <w:r>
-        <w:t>Tumor</w:t>
-      </w:r>
-      <w:proofErr w:type="spellEnd"/>
-      <w:r>
-        <w:t xml:space="preserve"> pixels represent a tiny fraction (often $&lt;2\%$) of the total image volume, leading models to </w:t>
-      </w:r>
-      <w:proofErr w:type="spellStart"/>
-      <w:r>
-        <w:t>favor</w:t>
-      </w:r>
-      <w:proofErr w:type="spellEnd"/>
-      <w:r>
-        <w:t xml:space="preserve"> background predictions.</w:t>
+        <w:t xml:space="preserve"> Tumor pixels represent a tiny fraction (often $&lt;2\%$) of the total image volume, leading models to favor background predictions.</w:t>
       </w:r>
     </w:p>
     <w:p>
@@ -154,15 +112,7 @@
         <w:t>Structural Variability:</w:t>
       </w:r>
       <w:r>
-        <w:t xml:space="preserve"> </w:t>
-      </w:r>
-      <w:proofErr w:type="spellStart"/>
-      <w:r>
-        <w:t>Tumors</w:t>
-      </w:r>
-      <w:proofErr w:type="spellEnd"/>
-      <w:r>
-        <w:t xml:space="preserve"> vary wildly in shape, size, and location across different patients.</w:t>
+        <w:t xml:space="preserve"> Tumors vary wildly in shape, size, and location across different patients.</w:t>
       </w:r>
     </w:p>
     <w:p>
@@ -180,15 +130,7 @@
         <w:t>Boundary Ambiguity:</w:t>
       </w:r>
       <w:r>
-        <w:t xml:space="preserve"> The "</w:t>
-      </w:r>
-      <w:proofErr w:type="spellStart"/>
-      <w:r>
-        <w:t>gray</w:t>
-      </w:r>
-      <w:proofErr w:type="spellEnd"/>
-      <w:r>
-        <w:t xml:space="preserve"> zone" between healthy tissue and tumorous growth makes precise edge detection a high-stakes challenge.</w:t>
+        <w:t xml:space="preserve"> The "gray zone" between healthy tissue and tumorous growth makes precise edge detection a high-stakes challenge.</w:t>
       </w:r>
     </w:p>
     <w:p>
@@ -247,27 +189,7 @@
           <w:lang w:eastAsia="en-GB"/>
           <w14:ligatures w14:val="none"/>
         </w:rPr>
-        <w:t xml:space="preserve">The U-Net, introduced by </w:t>
-      </w:r>
-      <w:proofErr w:type="spellStart"/>
-      <w:r>
-        <w:rPr>
-          <w:rFonts w:ascii="Arial" w:eastAsia="Times New Roman" w:hAnsi="Arial" w:cs="Arial"/>
-          <w:kern w:val="0"/>
-          <w:lang w:eastAsia="en-GB"/>
-          <w14:ligatures w14:val="none"/>
-        </w:rPr>
-        <w:t>Ronneberger</w:t>
-      </w:r>
-      <w:proofErr w:type="spellEnd"/>
-      <w:r>
-        <w:rPr>
-          <w:rFonts w:ascii="Arial" w:eastAsia="Times New Roman" w:hAnsi="Arial" w:cs="Arial"/>
-          <w:kern w:val="0"/>
-          <w:lang w:eastAsia="en-GB"/>
-          <w14:ligatures w14:val="none"/>
-        </w:rPr>
-        <w:t xml:space="preserve"> et al., consists of a symmetric "contracting" path and an "expanding" path.</w:t>
+        <w:t>The U-Net, introduced by Ronneberger et al., consists of a symmetric "contracting" path and an "expanding" path.</w:t>
       </w:r>
     </w:p>
     <w:p>
@@ -326,67 +248,7 @@
           <w:lang w:eastAsia="en-GB"/>
           <w14:ligatures w14:val="none"/>
         </w:rPr>
-        <w:t>This path follows the typical architecture of a convolutional network, consisting of the repeated application of two $3 \times 3$ convolutions, each followed by a rectified linear unit (</w:t>
-      </w:r>
-      <w:proofErr w:type="spellStart"/>
-      <w:r>
-        <w:rPr>
-          <w:rFonts w:ascii="Arial" w:eastAsia="Times New Roman" w:hAnsi="Arial" w:cs="Arial"/>
-          <w:kern w:val="0"/>
-          <w:lang w:eastAsia="en-GB"/>
-          <w14:ligatures w14:val="none"/>
-        </w:rPr>
-        <w:t>ReLU</w:t>
-      </w:r>
-      <w:proofErr w:type="spellEnd"/>
-      <w:r>
-        <w:rPr>
-          <w:rFonts w:ascii="Arial" w:eastAsia="Times New Roman" w:hAnsi="Arial" w:cs="Arial"/>
-          <w:kern w:val="0"/>
-          <w:lang w:eastAsia="en-GB"/>
-          <w14:ligatures w14:val="none"/>
-        </w:rPr>
-        <w:t xml:space="preserve">) and a $2 \times 2$ max pooling operation with stride 2 for </w:t>
-      </w:r>
-      <w:proofErr w:type="spellStart"/>
-      <w:r>
-        <w:rPr>
-          <w:rFonts w:ascii="Arial" w:eastAsia="Times New Roman" w:hAnsi="Arial" w:cs="Arial"/>
-          <w:kern w:val="0"/>
-          <w:lang w:eastAsia="en-GB"/>
-          <w14:ligatures w14:val="none"/>
-        </w:rPr>
-        <w:t>downsampling</w:t>
-      </w:r>
-      <w:proofErr w:type="spellEnd"/>
-      <w:r>
-        <w:rPr>
-          <w:rFonts w:ascii="Arial" w:eastAsia="Times New Roman" w:hAnsi="Arial" w:cs="Arial"/>
-          <w:kern w:val="0"/>
-          <w:lang w:eastAsia="en-GB"/>
-          <w14:ligatures w14:val="none"/>
-        </w:rPr>
-        <w:t xml:space="preserve">. At each </w:t>
-      </w:r>
-      <w:proofErr w:type="spellStart"/>
-      <w:r>
-        <w:rPr>
-          <w:rFonts w:ascii="Arial" w:eastAsia="Times New Roman" w:hAnsi="Arial" w:cs="Arial"/>
-          <w:kern w:val="0"/>
-          <w:lang w:eastAsia="en-GB"/>
-          <w14:ligatures w14:val="none"/>
-        </w:rPr>
-        <w:t>downsampling</w:t>
-      </w:r>
-      <w:proofErr w:type="spellEnd"/>
-      <w:r>
-        <w:rPr>
-          <w:rFonts w:ascii="Arial" w:eastAsia="Times New Roman" w:hAnsi="Arial" w:cs="Arial"/>
-          <w:kern w:val="0"/>
-          <w:lang w:eastAsia="en-GB"/>
-          <w14:ligatures w14:val="none"/>
-        </w:rPr>
-        <w:t xml:space="preserve"> step, the number of feature channels is doubled to capture complex spatial context.</w:t>
+        <w:t>This path follows the typical architecture of a convolutional network, consisting of the repeated application of two $3 \times 3$ convolutions, each followed by a rectified linear unit (ReLU) and a $2 \times 2$ max pooling operation with stride 2 for downsampling. At each downsampling step, the number of feature channels is doubled to capture complex spatial context.</w:t>
       </w:r>
     </w:p>
     <w:p>
@@ -445,47 +307,7 @@
           <w:lang w:eastAsia="en-GB"/>
           <w14:ligatures w14:val="none"/>
         </w:rPr>
-        <w:t xml:space="preserve">Every step in the expansive path consists of an </w:t>
-      </w:r>
-      <w:proofErr w:type="spellStart"/>
-      <w:r>
-        <w:rPr>
-          <w:rFonts w:ascii="Arial" w:eastAsia="Times New Roman" w:hAnsi="Arial" w:cs="Arial"/>
-          <w:kern w:val="0"/>
-          <w:lang w:eastAsia="en-GB"/>
-          <w14:ligatures w14:val="none"/>
-        </w:rPr>
-        <w:t>upsampling</w:t>
-      </w:r>
-      <w:proofErr w:type="spellEnd"/>
-      <w:r>
-        <w:rPr>
-          <w:rFonts w:ascii="Arial" w:eastAsia="Times New Roman" w:hAnsi="Arial" w:cs="Arial"/>
-          <w:kern w:val="0"/>
-          <w:lang w:eastAsia="en-GB"/>
-          <w14:ligatures w14:val="none"/>
-        </w:rPr>
-        <w:t xml:space="preserve"> of the feature map followed by a $2 \times 2$ convolution ("up-convolution") that halves the number of feature channels. High-resolution features from the contracting path are concatenated with the </w:t>
-      </w:r>
-      <w:proofErr w:type="spellStart"/>
-      <w:r>
-        <w:rPr>
-          <w:rFonts w:ascii="Arial" w:eastAsia="Times New Roman" w:hAnsi="Arial" w:cs="Arial"/>
-          <w:kern w:val="0"/>
-          <w:lang w:eastAsia="en-GB"/>
-          <w14:ligatures w14:val="none"/>
-        </w:rPr>
-        <w:t>upsampled</w:t>
-      </w:r>
-      <w:proofErr w:type="spellEnd"/>
-      <w:r>
-        <w:rPr>
-          <w:rFonts w:ascii="Arial" w:eastAsia="Times New Roman" w:hAnsi="Arial" w:cs="Arial"/>
-          <w:kern w:val="0"/>
-          <w:lang w:eastAsia="en-GB"/>
-          <w14:ligatures w14:val="none"/>
-        </w:rPr>
-        <w:t xml:space="preserve"> output (after cropping) to provide the localization detail necessary for pixel-wise segmentation.</w:t>
+        <w:t>Every step in the expansive path consists of an upsampling of the feature map followed by a $2 \times 2$ convolution ("up-convolution") that halves the number of feature channels. High-resolution features from the contracting path are concatenated with the upsampled output (after cropping) to provide the localization detail necessary for pixel-wise segmentation.</w:t>
       </w:r>
     </w:p>
     <w:p>
@@ -507,21 +329,12 @@
       <w:r>
         <w:t xml:space="preserve">To ensure a robust training environment, an end-to-end pipeline was built using </w:t>
       </w:r>
-      <w:proofErr w:type="spellStart"/>
-      <w:r>
-        <w:rPr>
-          <w:b/>
-          <w:bCs/>
-        </w:rPr>
-        <w:t>PyTorch</w:t>
-      </w:r>
-      <w:proofErr w:type="spellEnd"/>
-      <w:r>
-        <w:rPr>
-          <w:b/>
-          <w:bCs/>
-        </w:rPr>
-        <w:t xml:space="preserve"> Lightning</w:t>
+      <w:r>
+        <w:rPr>
+          <w:b/>
+          <w:bCs/>
+        </w:rPr>
+        <w:t>PyTorch Lightning</w:t>
       </w:r>
       <w:r>
         <w:t>.</w:t>
@@ -596,15 +409,7 @@
         <w:t>Normalization:</w:t>
       </w:r>
       <w:r>
-        <w:t xml:space="preserve"> Pixel values were scaled to the range $[0, </w:t>
-      </w:r>
-      <w:proofErr w:type="gramStart"/>
-      <w:r>
-        <w:t>1]$</w:t>
-      </w:r>
-      <w:proofErr w:type="gramEnd"/>
-      <w:r>
-        <w:t>.</w:t>
+        <w:t xml:space="preserve"> Pixel values were scaled to the range $[0, 1]$.</w:t>
       </w:r>
     </w:p>
     <w:p>
@@ -634,7 +439,6 @@
       <w:r>
         <w:t xml:space="preserve">, </w:t>
       </w:r>
-      <w:proofErr w:type="spellStart"/>
       <w:r>
         <w:rPr>
           <w:b/>
@@ -642,7 +446,6 @@
         </w:rPr>
         <w:t>ShiftScaleRotate</w:t>
       </w:r>
-      <w:proofErr w:type="spellEnd"/>
       <w:r>
         <w:t xml:space="preserve">, and </w:t>
       </w:r>
@@ -760,23 +563,7 @@
           <w:b/>
           <w:bCs/>
         </w:rPr>
-        <w:t>Intersection over Union (</w:t>
-      </w:r>
-      <w:proofErr w:type="spellStart"/>
-      <w:r>
-        <w:rPr>
-          <w:b/>
-          <w:bCs/>
-        </w:rPr>
-        <w:t>IoU</w:t>
-      </w:r>
-      <w:proofErr w:type="spellEnd"/>
-      <w:r>
-        <w:rPr>
-          <w:b/>
-          <w:bCs/>
-        </w:rPr>
-        <w:t>)</w:t>
+        <w:t>Intersection over Union (IoU)</w:t>
       </w:r>
       <w:r>
         <w:t>.</w:t>
@@ -1039,7 +826,21 @@
           <w:b/>
           <w:bCs/>
         </w:rPr>
-        <w:t>Iteration v5: The Final Professional Heavyweight</w:t>
+        <w:t>Iteration v</w:t>
+      </w:r>
+      <w:r>
+        <w:rPr>
+          <w:b/>
+          <w:bCs/>
+        </w:rPr>
+        <w:t>4</w:t>
+      </w:r>
+      <w:r>
+        <w:rPr>
+          <w:b/>
+          <w:bCs/>
+        </w:rPr>
+        <w:t>: The Final Professional Heavyweight</w:t>
       </w:r>
     </w:p>
     <w:p>
@@ -1090,15 +891,7 @@
         <w:t>Residual Blocks:</w:t>
       </w:r>
       <w:r>
-        <w:t xml:space="preserve"> Replaced standard convolutions with </w:t>
-      </w:r>
-      <w:proofErr w:type="spellStart"/>
-      <w:r>
-        <w:t>ResidualConv</w:t>
-      </w:r>
-      <w:proofErr w:type="spellEnd"/>
-      <w:r>
-        <w:t xml:space="preserve"> blocks (32.4M params total).</w:t>
+        <w:t xml:space="preserve"> Replaced standard convolutions with ResidualConv blocks (32.4M params total).</w:t>
       </w:r>
     </w:p>
     <w:p>
@@ -1116,15 +909,7 @@
         <w:t>Advanced Augmentation:</w:t>
       </w:r>
       <w:r>
-        <w:t xml:space="preserve"> Simulated tissue variability via </w:t>
-      </w:r>
-      <w:proofErr w:type="spellStart"/>
-      <w:r>
-        <w:t>ElasticTransform</w:t>
-      </w:r>
-      <w:proofErr w:type="spellEnd"/>
-      <w:r>
-        <w:t>.</w:t>
+        <w:t xml:space="preserve"> Simulated tissue variability via ElasticTransform.</w:t>
       </w:r>
     </w:p>
     <w:p>
@@ -1343,17 +1128,8 @@
                 <w:b/>
                 <w:bCs/>
               </w:rPr>
-              <w:t xml:space="preserve">Max Val </w:t>
+              <w:t>Max Val IoU</w:t>
             </w:r>
-            <w:proofErr w:type="spellStart"/>
-            <w:r>
-              <w:rPr>
-                <w:b/>
-                <w:bCs/>
-              </w:rPr>
-              <w:t>IoU</w:t>
-            </w:r>
-            <w:proofErr w:type="spellEnd"/>
           </w:p>
         </w:tc>
         <w:tc>
@@ -1800,7 +1576,14 @@
                 <w:b/>
                 <w:bCs/>
               </w:rPr>
-              <w:t>v5</w:t>
+              <w:t>V</w:t>
+            </w:r>
+            <w:r>
+              <w:rPr>
+                <w:b/>
+                <w:bCs/>
+              </w:rPr>
+              <w:t>4</w:t>
             </w:r>
           </w:p>
         </w:tc>
@@ -1935,7 +1718,13 @@
     </w:p>
     <w:p>
       <w:r>
-        <w:t xml:space="preserve">The loss curve for v5 demonstrates high stability. The </w:t>
+        <w:t>The loss curve for v</w:t>
+      </w:r>
+      <w:r>
+        <w:t>4</w:t>
+      </w:r>
+      <w:r>
+        <w:t xml:space="preserve"> demonstrates high stability. The </w:t>
       </w:r>
       <w:r>
         <w:rPr>
@@ -1947,21 +1736,12 @@
       <w:r>
         <w:t xml:space="preserve"> and </w:t>
       </w:r>
-      <w:proofErr w:type="gramStart"/>
-      <w:r>
-        <w:rPr>
-          <w:b/>
-          <w:bCs/>
-        </w:rPr>
-        <w:t>Blue</w:t>
-      </w:r>
-      <w:proofErr w:type="gramEnd"/>
-      <w:r>
-        <w:rPr>
-          <w:b/>
-          <w:bCs/>
-        </w:rPr>
-        <w:t xml:space="preserve"> line (Val Loss)</w:t>
+      <w:r>
+        <w:rPr>
+          <w:b/>
+          <w:bCs/>
+        </w:rPr>
+        <w:t>Blue line (Val Loss)</w:t>
       </w:r>
       <w:r>
         <w:t xml:space="preserve"> converged smoothly, with Val Loss dropping to </w:t>
@@ -2012,15 +1792,7 @@
         <w:t>v1-v3 Visualization:</w:t>
       </w:r>
       <w:r>
-        <w:t xml:space="preserve"> Models showed decent capture but often struggled with the precise boundaries of the necrotic core of the </w:t>
-      </w:r>
-      <w:proofErr w:type="spellStart"/>
-      <w:r>
-        <w:t>tumor</w:t>
-      </w:r>
-      <w:proofErr w:type="spellEnd"/>
-      <w:r>
-        <w:t>.</w:t>
+        <w:t xml:space="preserve"> Models showed decent capture but often struggled with the precise boundaries of the necrotic core of the tumor.</w:t>
       </w:r>
     </w:p>
     <w:p>
@@ -2036,18 +1808,24 @@
           <w:bCs/>
         </w:rPr>
         <w:lastRenderedPageBreak/>
-        <w:t>v5 Visualization:</w:t>
-      </w:r>
-      <w:r>
-        <w:t xml:space="preserve"> The addition of Residual blocks allowed for much finer segmentation, capturing the irregular </w:t>
-      </w:r>
-      <w:proofErr w:type="spellStart"/>
-      <w:r>
-        <w:t>tumor</w:t>
-      </w:r>
-      <w:proofErr w:type="spellEnd"/>
-      <w:r>
-        <w:t xml:space="preserve"> boundaries with far higher precision.</w:t>
+        <w:t>V</w:t>
+      </w:r>
+      <w:r>
+        <w:rPr>
+          <w:b/>
+          <w:bCs/>
+        </w:rPr>
+        <w:t>4</w:t>
+      </w:r>
+      <w:r>
+        <w:rPr>
+          <w:b/>
+          <w:bCs/>
+        </w:rPr>
+        <w:t>Visualization:</w:t>
+      </w:r>
+      <w:r>
+        <w:t xml:space="preserve"> The addition of Residual blocks allowed for much finer segmentation, capturing the irregular tumor boundaries with far higher precision.</w:t>
       </w:r>
     </w:p>
     <w:p>
@@ -2067,7 +1845,13 @@
     </w:p>
     <w:p>
       <w:r>
-        <w:t>The iterative development from v1 to v5 demonstrates that while the original U-Net architecture is a robust foundation, biomedical segmentation on highly imbalanced datasets (like Brain MRI) benefits significantly from:</w:t>
+        <w:t>The iterative development from v1 to v</w:t>
+      </w:r>
+      <w:r>
+        <w:t>4</w:t>
+      </w:r>
+      <w:r>
+        <w:t xml:space="preserve"> demonstrates that while the original U-Net architecture is a robust foundation, biomedical segmentation on highly imbalanced datasets (like Brain MRI) benefits significantly from:</w:t>
       </w:r>
     </w:p>
     <w:p>
@@ -4088,6 +3872,7 @@
   <w:style w:type="character" w:default="1" w:styleId="DefaultParagraphFont">
     <w:name w:val="Default Paragraph Font"/>
     <w:uiPriority w:val="1"/>
+    <w:semiHidden/>
     <w:unhideWhenUsed/>
   </w:style>
   <w:style w:type="table" w:default="1" w:styleId="TableNormal">
